--- a/docs/HLD/Camunda_Archive_HLD_History_Cleanup.docx
+++ b/docs/HLD/Camunda_Archive_HLD_History_Cleanup.docx
@@ -2379,6 +2379,1171 @@
       </w:tr>
     </w:tbl>
     <w:p>
+      <w:pPr>
+        <w:pStyle w:val="Heading2"/>
+      </w:pPr>
+      <w:r>
+        <w:t>What Camunda Stores During TTL and Cleanup</w:t>
+      </w:r>
+    </w:p>
+    <w:p>
+      <w:r>
+        <w:rPr>
+          <w:rFonts w:ascii="Calibri" w:hAnsi="Calibri"/>
+          <w:sz w:val="22"/>
+        </w:rPr>
+        <w:t>TTL and cleanup information is split across configuration, runtime job records, historic job logs, and application logs.</w:t>
+      </w:r>
+    </w:p>
+    <w:tbl>
+      <w:tblPr>
+        <w:tblStyle w:val="TableGrid"/>
+        <w:tblW w:type="auto" w:w="0"/>
+        <w:tblLayout w:type="fixed"/>
+        <w:tblLook w:firstColumn="1" w:firstRow="1" w:lastColumn="0" w:lastRow="0" w:noHBand="0" w:noVBand="1" w:val="04A0"/>
+      </w:tblPr>
+      <w:tblGrid>
+        <w:gridCol w:w="4680"/>
+        <w:gridCol w:w="4680"/>
+      </w:tblGrid>
+      <w:tr>
+        <w:tc>
+          <w:tcPr>
+            <w:tcW w:type="dxa" w:w="4680"/>
+            <w:tcMar>
+              <w:top w:w="80" w:type="dxa"/>
+              <w:start w:w="120" w:type="dxa"/>
+              <w:bottom w:w="80" w:type="dxa"/>
+              <w:end w:w="120" w:type="dxa"/>
+            </w:tcMar>
+            <w:shd w:fill="F2F4F7"/>
+            <w:vAlign w:val="center"/>
+          </w:tcPr>
+          <w:p>
+            <w:pPr>
+              <w:spacing w:after="0" w:line="252" w:lineRule="auto"/>
+            </w:pPr>
+            <w:r/>
+            <w:r>
+              <w:rPr>
+                <w:rFonts w:ascii="Calibri" w:hAnsi="Calibri"/>
+                <w:b/>
+                <w:color w:val="0B2545"/>
+                <w:sz w:val="17"/>
+              </w:rPr>
+              <w:t>Question</w:t>
+            </w:r>
+          </w:p>
+        </w:tc>
+        <w:tc>
+          <w:tcPr>
+            <w:tcW w:type="dxa" w:w="4680"/>
+            <w:tcMar>
+              <w:top w:w="80" w:type="dxa"/>
+              <w:start w:w="120" w:type="dxa"/>
+              <w:bottom w:w="80" w:type="dxa"/>
+              <w:end w:w="120" w:type="dxa"/>
+            </w:tcMar>
+            <w:shd w:fill="F2F4F7"/>
+            <w:vAlign w:val="center"/>
+          </w:tcPr>
+          <w:p>
+            <w:pPr>
+              <w:spacing w:after="0" w:line="252" w:lineRule="auto"/>
+            </w:pPr>
+            <w:r/>
+            <w:r>
+              <w:rPr>
+                <w:rFonts w:ascii="Calibri" w:hAnsi="Calibri"/>
+                <w:b/>
+                <w:color w:val="0B2545"/>
+                <w:sz w:val="17"/>
+              </w:rPr>
+              <w:t>Answer</w:t>
+            </w:r>
+          </w:p>
+        </w:tc>
+      </w:tr>
+      <w:tr>
+        <w:tc>
+          <w:tcPr>
+            <w:tcW w:type="dxa" w:w="4680"/>
+            <w:tcMar>
+              <w:top w:w="80" w:type="dxa"/>
+              <w:start w:w="120" w:type="dxa"/>
+              <w:bottom w:w="80" w:type="dxa"/>
+              <w:end w:w="120" w:type="dxa"/>
+            </w:tcMar>
+            <w:vAlign w:val="center"/>
+          </w:tcPr>
+          <w:p>
+            <w:pPr>
+              <w:spacing w:after="0" w:line="252" w:lineRule="auto"/>
+            </w:pPr>
+            <w:r/>
+            <w:r>
+              <w:rPr>
+                <w:rFonts w:ascii="Calibri" w:hAnsi="Calibri"/>
+                <w:b w:val="0"/>
+                <w:color w:val="000000"/>
+                <w:sz w:val="16"/>
+              </w:rPr>
+              <w:t>Is TTL stored per process instance?</w:t>
+            </w:r>
+          </w:p>
+        </w:tc>
+        <w:tc>
+          <w:tcPr>
+            <w:tcW w:type="dxa" w:w="4680"/>
+            <w:tcMar>
+              <w:top w:w="80" w:type="dxa"/>
+              <w:start w:w="120" w:type="dxa"/>
+              <w:bottom w:w="80" w:type="dxa"/>
+              <w:end w:w="120" w:type="dxa"/>
+            </w:tcMar>
+            <w:vAlign w:val="center"/>
+          </w:tcPr>
+          <w:p>
+            <w:pPr>
+              <w:spacing w:after="0" w:line="252" w:lineRule="auto"/>
+            </w:pPr>
+            <w:r/>
+            <w:r>
+              <w:rPr>
+                <w:rFonts w:ascii="Calibri" w:hAnsi="Calibri"/>
+                <w:b w:val="0"/>
+                <w:color w:val="000000"/>
+                <w:sz w:val="16"/>
+              </w:rPr>
+              <w:t>Not as the original TTL value. Camunda stores the calculated cleanup eligibility timestamp in `REMOVAL_TIME_` on supported history tables.</w:t>
+            </w:r>
+          </w:p>
+        </w:tc>
+      </w:tr>
+      <w:tr>
+        <w:tc>
+          <w:tcPr>
+            <w:tcW w:type="dxa" w:w="4680"/>
+            <w:tcMar>
+              <w:top w:w="80" w:type="dxa"/>
+              <w:start w:w="120" w:type="dxa"/>
+              <w:bottom w:w="80" w:type="dxa"/>
+              <w:end w:w="120" w:type="dxa"/>
+            </w:tcMar>
+            <w:vAlign w:val="center"/>
+          </w:tcPr>
+          <w:p>
+            <w:pPr>
+              <w:spacing w:after="0" w:line="252" w:lineRule="auto"/>
+            </w:pPr>
+            <w:r/>
+            <w:r>
+              <w:rPr>
+                <w:rFonts w:ascii="Calibri" w:hAnsi="Calibri"/>
+                <w:b w:val="0"/>
+                <w:color w:val="000000"/>
+                <w:sz w:val="16"/>
+              </w:rPr>
+              <w:t>Where is TTL configured?</w:t>
+            </w:r>
+          </w:p>
+        </w:tc>
+        <w:tc>
+          <w:tcPr>
+            <w:tcW w:type="dxa" w:w="4680"/>
+            <w:tcMar>
+              <w:top w:w="80" w:type="dxa"/>
+              <w:start w:w="120" w:type="dxa"/>
+              <w:bottom w:w="80" w:type="dxa"/>
+              <w:end w:w="120" w:type="dxa"/>
+            </w:tcMar>
+            <w:vAlign w:val="center"/>
+          </w:tcPr>
+          <w:p>
+            <w:pPr>
+              <w:spacing w:after="0" w:line="252" w:lineRule="auto"/>
+            </w:pPr>
+            <w:r/>
+            <w:r>
+              <w:rPr>
+                <w:rFonts w:ascii="Calibri" w:hAnsi="Calibri"/>
+                <w:b w:val="0"/>
+                <w:color w:val="000000"/>
+                <w:sz w:val="16"/>
+              </w:rPr>
+              <w:t>On process, decision, or case definitions. In the database this is definition metadata, for example process definition metadata related to `ACT_RE_PROCDEF`.</w:t>
+            </w:r>
+          </w:p>
+        </w:tc>
+      </w:tr>
+      <w:tr>
+        <w:tc>
+          <w:tcPr>
+            <w:tcW w:type="dxa" w:w="4680"/>
+            <w:tcMar>
+              <w:top w:w="80" w:type="dxa"/>
+              <w:start w:w="120" w:type="dxa"/>
+              <w:bottom w:w="80" w:type="dxa"/>
+              <w:end w:w="120" w:type="dxa"/>
+            </w:tcMar>
+            <w:vAlign w:val="center"/>
+          </w:tcPr>
+          <w:p>
+            <w:pPr>
+              <w:spacing w:after="0" w:line="252" w:lineRule="auto"/>
+            </w:pPr>
+            <w:r/>
+            <w:r>
+              <w:rPr>
+                <w:rFonts w:ascii="Calibri" w:hAnsi="Calibri"/>
+                <w:b w:val="0"/>
+                <w:color w:val="000000"/>
+                <w:sz w:val="16"/>
+              </w:rPr>
+              <w:t>Does Camunda store cleanup jobs?</w:t>
+            </w:r>
+          </w:p>
+        </w:tc>
+        <w:tc>
+          <w:tcPr>
+            <w:tcW w:type="dxa" w:w="4680"/>
+            <w:tcMar>
+              <w:top w:w="80" w:type="dxa"/>
+              <w:start w:w="120" w:type="dxa"/>
+              <w:bottom w:w="80" w:type="dxa"/>
+              <w:end w:w="120" w:type="dxa"/>
+            </w:tcMar>
+            <w:vAlign w:val="center"/>
+          </w:tcPr>
+          <w:p>
+            <w:pPr>
+              <w:spacing w:after="0" w:line="252" w:lineRule="auto"/>
+            </w:pPr>
+            <w:r/>
+            <w:r>
+              <w:rPr>
+                <w:rFonts w:ascii="Calibri" w:hAnsi="Calibri"/>
+                <w:b w:val="0"/>
+                <w:color w:val="000000"/>
+                <w:sz w:val="16"/>
+              </w:rPr>
+              <w:t>Yes. Pending cleanup jobs are stored in runtime job tables such as `ACT_RU_JOB` while waiting for execution.</w:t>
+            </w:r>
+          </w:p>
+        </w:tc>
+      </w:tr>
+      <w:tr>
+        <w:tc>
+          <w:tcPr>
+            <w:tcW w:type="dxa" w:w="4680"/>
+            <w:tcMar>
+              <w:top w:w="80" w:type="dxa"/>
+              <w:start w:w="120" w:type="dxa"/>
+              <w:bottom w:w="80" w:type="dxa"/>
+              <w:end w:w="120" w:type="dxa"/>
+            </w:tcMar>
+            <w:vAlign w:val="center"/>
+          </w:tcPr>
+          <w:p>
+            <w:pPr>
+              <w:spacing w:after="0" w:line="252" w:lineRule="auto"/>
+            </w:pPr>
+            <w:r/>
+            <w:r>
+              <w:rPr>
+                <w:rFonts w:ascii="Calibri" w:hAnsi="Calibri"/>
+                <w:b w:val="0"/>
+                <w:color w:val="000000"/>
+                <w:sz w:val="16"/>
+              </w:rPr>
+              <w:t>Does Camunda store cleanup execution logs?</w:t>
+            </w:r>
+          </w:p>
+        </w:tc>
+        <w:tc>
+          <w:tcPr>
+            <w:tcW w:type="dxa" w:w="4680"/>
+            <w:tcMar>
+              <w:top w:w="80" w:type="dxa"/>
+              <w:start w:w="120" w:type="dxa"/>
+              <w:bottom w:w="80" w:type="dxa"/>
+              <w:end w:w="120" w:type="dxa"/>
+            </w:tcMar>
+            <w:vAlign w:val="center"/>
+          </w:tcPr>
+          <w:p>
+            <w:pPr>
+              <w:spacing w:after="0" w:line="252" w:lineRule="auto"/>
+            </w:pPr>
+            <w:r/>
+            <w:r>
+              <w:rPr>
+                <w:rFonts w:ascii="Calibri" w:hAnsi="Calibri"/>
+                <w:b w:val="0"/>
+                <w:color w:val="000000"/>
+                <w:sz w:val="16"/>
+              </w:rPr>
+              <w:t>Partially. Because cleanup runs as a background job, execution success or failure can appear in `ACT_HI_JOB_LOG` and in engine application logs.</w:t>
+            </w:r>
+          </w:p>
+        </w:tc>
+      </w:tr>
+      <w:tr>
+        <w:tc>
+          <w:tcPr>
+            <w:tcW w:type="dxa" w:w="4680"/>
+            <w:tcMar>
+              <w:top w:w="80" w:type="dxa"/>
+              <w:start w:w="120" w:type="dxa"/>
+              <w:bottom w:w="80" w:type="dxa"/>
+              <w:end w:w="120" w:type="dxa"/>
+            </w:tcMar>
+            <w:vAlign w:val="center"/>
+          </w:tcPr>
+          <w:p>
+            <w:pPr>
+              <w:spacing w:after="0" w:line="252" w:lineRule="auto"/>
+            </w:pPr>
+            <w:r/>
+            <w:r>
+              <w:rPr>
+                <w:rFonts w:ascii="Calibri" w:hAnsi="Calibri"/>
+                <w:b w:val="0"/>
+                <w:color w:val="000000"/>
+                <w:sz w:val="16"/>
+              </w:rPr>
+              <w:t>Does Camunda store deleted record details?</w:t>
+            </w:r>
+          </w:p>
+        </w:tc>
+        <w:tc>
+          <w:tcPr>
+            <w:tcW w:type="dxa" w:w="4680"/>
+            <w:tcMar>
+              <w:top w:w="80" w:type="dxa"/>
+              <w:start w:w="120" w:type="dxa"/>
+              <w:bottom w:w="80" w:type="dxa"/>
+              <w:end w:w="120" w:type="dxa"/>
+            </w:tcMar>
+            <w:vAlign w:val="center"/>
+          </w:tcPr>
+          <w:p>
+            <w:pPr>
+              <w:spacing w:after="0" w:line="252" w:lineRule="auto"/>
+            </w:pPr>
+            <w:r/>
+            <w:r>
+              <w:rPr>
+                <w:rFonts w:ascii="Calibri" w:hAnsi="Calibri"/>
+                <w:b w:val="0"/>
+                <w:color w:val="000000"/>
+                <w:sz w:val="16"/>
+              </w:rPr>
+              <w:t>No. Camunda does not keep a built-in table containing every deleted process id, table name, or row id removed by cleanup.</w:t>
+            </w:r>
+          </w:p>
+        </w:tc>
+      </w:tr>
+      <w:tr>
+        <w:tc>
+          <w:tcPr>
+            <w:tcW w:type="dxa" w:w="4680"/>
+            <w:tcMar>
+              <w:top w:w="80" w:type="dxa"/>
+              <w:start w:w="120" w:type="dxa"/>
+              <w:bottom w:w="80" w:type="dxa"/>
+              <w:end w:w="120" w:type="dxa"/>
+            </w:tcMar>
+            <w:vAlign w:val="center"/>
+          </w:tcPr>
+          <w:p>
+            <w:pPr>
+              <w:spacing w:after="0" w:line="252" w:lineRule="auto"/>
+            </w:pPr>
+            <w:r/>
+            <w:r>
+              <w:rPr>
+                <w:rFonts w:ascii="Calibri" w:hAnsi="Calibri"/>
+                <w:b w:val="0"/>
+                <w:color w:val="000000"/>
+                <w:sz w:val="16"/>
+              </w:rPr>
+              <w:t>Does Camunda store row counts deleted by cleanup?</w:t>
+            </w:r>
+          </w:p>
+        </w:tc>
+        <w:tc>
+          <w:tcPr>
+            <w:tcW w:type="dxa" w:w="4680"/>
+            <w:tcMar>
+              <w:top w:w="80" w:type="dxa"/>
+              <w:start w:w="120" w:type="dxa"/>
+              <w:bottom w:w="80" w:type="dxa"/>
+              <w:end w:w="120" w:type="dxa"/>
+            </w:tcMar>
+            <w:vAlign w:val="center"/>
+          </w:tcPr>
+          <w:p>
+            <w:pPr>
+              <w:spacing w:after="0" w:line="252" w:lineRule="auto"/>
+            </w:pPr>
+            <w:r/>
+            <w:r>
+              <w:rPr>
+                <w:rFonts w:ascii="Calibri" w:hAnsi="Calibri"/>
+                <w:b w:val="0"/>
+                <w:color w:val="000000"/>
+                <w:sz w:val="16"/>
+              </w:rPr>
+              <w:t>Usually only in engine logs, depending on logging level and Camunda version/configuration.</w:t>
+            </w:r>
+          </w:p>
+        </w:tc>
+      </w:tr>
+      <w:tr>
+        <w:tc>
+          <w:tcPr>
+            <w:tcW w:type="dxa" w:w="4680"/>
+            <w:tcMar>
+              <w:top w:w="80" w:type="dxa"/>
+              <w:start w:w="120" w:type="dxa"/>
+              <w:bottom w:w="80" w:type="dxa"/>
+              <w:end w:w="120" w:type="dxa"/>
+            </w:tcMar>
+            <w:vAlign w:val="center"/>
+          </w:tcPr>
+          <w:p>
+            <w:pPr>
+              <w:spacing w:after="0" w:line="252" w:lineRule="auto"/>
+            </w:pPr>
+            <w:r/>
+            <w:r>
+              <w:rPr>
+                <w:rFonts w:ascii="Calibri" w:hAnsi="Calibri"/>
+                <w:b w:val="0"/>
+                <w:color w:val="000000"/>
+                <w:sz w:val="16"/>
+              </w:rPr>
+              <w:t>Can the archive project audit deleted rows?</w:t>
+            </w:r>
+          </w:p>
+        </w:tc>
+        <w:tc>
+          <w:tcPr>
+            <w:tcW w:type="dxa" w:w="4680"/>
+            <w:tcMar>
+              <w:top w:w="80" w:type="dxa"/>
+              <w:start w:w="120" w:type="dxa"/>
+              <w:bottom w:w="80" w:type="dxa"/>
+              <w:end w:w="120" w:type="dxa"/>
+            </w:tcMar>
+            <w:vAlign w:val="center"/>
+          </w:tcPr>
+          <w:p>
+            <w:pPr>
+              <w:spacing w:after="0" w:line="252" w:lineRule="auto"/>
+            </w:pPr>
+            <w:r/>
+            <w:r>
+              <w:rPr>
+                <w:rFonts w:ascii="Calibri" w:hAnsi="Calibri"/>
+                <w:b w:val="0"/>
+                <w:color w:val="000000"/>
+                <w:sz w:val="16"/>
+              </w:rPr>
+              <w:t>Yes. The archive project records archive and restore activity in archive-owned tables before rows are removed from Camunda history.</w:t>
+            </w:r>
+          </w:p>
+        </w:tc>
+      </w:tr>
+    </w:tbl>
+    <w:p>
+      <w:pPr>
+        <w:pStyle w:val="Heading2"/>
+      </w:pPr>
+      <w:r>
+        <w:t>Cleanup Log Locations</w:t>
+      </w:r>
+    </w:p>
+    <w:tbl>
+      <w:tblPr>
+        <w:tblStyle w:val="TableGrid"/>
+        <w:tblW w:type="auto" w:w="0"/>
+        <w:tblLayout w:type="fixed"/>
+        <w:tblLook w:firstColumn="1" w:firstRow="1" w:lastColumn="0" w:lastRow="0" w:noHBand="0" w:noVBand="1" w:val="04A0"/>
+      </w:tblPr>
+      <w:tblGrid>
+        <w:gridCol w:w="2340"/>
+        <w:gridCol w:w="2340"/>
+        <w:gridCol w:w="2340"/>
+        <w:gridCol w:w="2340"/>
+      </w:tblGrid>
+      <w:tr>
+        <w:tc>
+          <w:tcPr>
+            <w:tcW w:type="dxa" w:w="2340"/>
+            <w:tcMar>
+              <w:top w:w="80" w:type="dxa"/>
+              <w:start w:w="120" w:type="dxa"/>
+              <w:bottom w:w="80" w:type="dxa"/>
+              <w:end w:w="120" w:type="dxa"/>
+            </w:tcMar>
+            <w:shd w:fill="F2F4F7"/>
+            <w:vAlign w:val="center"/>
+          </w:tcPr>
+          <w:p>
+            <w:pPr>
+              <w:spacing w:after="0" w:line="252" w:lineRule="auto"/>
+            </w:pPr>
+            <w:r/>
+            <w:r>
+              <w:rPr>
+                <w:rFonts w:ascii="Calibri" w:hAnsi="Calibri"/>
+                <w:b/>
+                <w:color w:val="0B2545"/>
+                <w:sz w:val="17"/>
+              </w:rPr>
+              <w:t>Location</w:t>
+            </w:r>
+          </w:p>
+        </w:tc>
+        <w:tc>
+          <w:tcPr>
+            <w:tcW w:type="dxa" w:w="2340"/>
+            <w:tcMar>
+              <w:top w:w="80" w:type="dxa"/>
+              <w:start w:w="120" w:type="dxa"/>
+              <w:bottom w:w="80" w:type="dxa"/>
+              <w:end w:w="120" w:type="dxa"/>
+            </w:tcMar>
+            <w:shd w:fill="F2F4F7"/>
+            <w:vAlign w:val="center"/>
+          </w:tcPr>
+          <w:p>
+            <w:pPr>
+              <w:spacing w:after="0" w:line="252" w:lineRule="auto"/>
+            </w:pPr>
+            <w:r/>
+            <w:r>
+              <w:rPr>
+                <w:rFonts w:ascii="Calibri" w:hAnsi="Calibri"/>
+                <w:b/>
+                <w:color w:val="0B2545"/>
+                <w:sz w:val="17"/>
+              </w:rPr>
+              <w:t>Table or Source</w:t>
+            </w:r>
+          </w:p>
+        </w:tc>
+        <w:tc>
+          <w:tcPr>
+            <w:tcW w:type="dxa" w:w="2340"/>
+            <w:tcMar>
+              <w:top w:w="80" w:type="dxa"/>
+              <w:start w:w="120" w:type="dxa"/>
+              <w:bottom w:w="80" w:type="dxa"/>
+              <w:end w:w="120" w:type="dxa"/>
+            </w:tcMar>
+            <w:shd w:fill="F2F4F7"/>
+            <w:vAlign w:val="center"/>
+          </w:tcPr>
+          <w:p>
+            <w:pPr>
+              <w:spacing w:after="0" w:line="252" w:lineRule="auto"/>
+            </w:pPr>
+            <w:r/>
+            <w:r>
+              <w:rPr>
+                <w:rFonts w:ascii="Calibri" w:hAnsi="Calibri"/>
+                <w:b/>
+                <w:color w:val="0B2545"/>
+                <w:sz w:val="17"/>
+              </w:rPr>
+              <w:t>Stored Data</w:t>
+            </w:r>
+          </w:p>
+        </w:tc>
+        <w:tc>
+          <w:tcPr>
+            <w:tcW w:type="dxa" w:w="2340"/>
+            <w:tcMar>
+              <w:top w:w="80" w:type="dxa"/>
+              <w:start w:w="120" w:type="dxa"/>
+              <w:bottom w:w="80" w:type="dxa"/>
+              <w:end w:w="120" w:type="dxa"/>
+            </w:tcMar>
+            <w:shd w:fill="F2F4F7"/>
+            <w:vAlign w:val="center"/>
+          </w:tcPr>
+          <w:p>
+            <w:pPr>
+              <w:spacing w:after="0" w:line="252" w:lineRule="auto"/>
+            </w:pPr>
+            <w:r/>
+            <w:r>
+              <w:rPr>
+                <w:rFonts w:ascii="Calibri" w:hAnsi="Calibri"/>
+                <w:b/>
+                <w:color w:val="0B2545"/>
+                <w:sz w:val="17"/>
+              </w:rPr>
+              <w:t>Limitation</w:t>
+            </w:r>
+          </w:p>
+        </w:tc>
+      </w:tr>
+      <w:tr>
+        <w:tc>
+          <w:tcPr>
+            <w:tcW w:type="dxa" w:w="2340"/>
+            <w:tcMar>
+              <w:top w:w="80" w:type="dxa"/>
+              <w:start w:w="120" w:type="dxa"/>
+              <w:bottom w:w="80" w:type="dxa"/>
+              <w:end w:w="120" w:type="dxa"/>
+            </w:tcMar>
+            <w:vAlign w:val="center"/>
+          </w:tcPr>
+          <w:p>
+            <w:pPr>
+              <w:spacing w:after="0" w:line="252" w:lineRule="auto"/>
+            </w:pPr>
+            <w:r/>
+            <w:r>
+              <w:rPr>
+                <w:rFonts w:ascii="Calibri" w:hAnsi="Calibri"/>
+                <w:b w:val="0"/>
+                <w:color w:val="000000"/>
+                <w:sz w:val="16"/>
+              </w:rPr>
+              <w:t>Runtime job queue</w:t>
+            </w:r>
+          </w:p>
+        </w:tc>
+        <w:tc>
+          <w:tcPr>
+            <w:tcW w:type="dxa" w:w="2340"/>
+            <w:tcMar>
+              <w:top w:w="80" w:type="dxa"/>
+              <w:start w:w="120" w:type="dxa"/>
+              <w:bottom w:w="80" w:type="dxa"/>
+              <w:end w:w="120" w:type="dxa"/>
+            </w:tcMar>
+            <w:vAlign w:val="center"/>
+          </w:tcPr>
+          <w:p>
+            <w:pPr>
+              <w:spacing w:after="0" w:line="252" w:lineRule="auto"/>
+            </w:pPr>
+            <w:r/>
+            <w:r>
+              <w:rPr>
+                <w:rFonts w:ascii="Calibri" w:hAnsi="Calibri"/>
+                <w:b w:val="0"/>
+                <w:color w:val="000000"/>
+                <w:sz w:val="16"/>
+              </w:rPr>
+              <w:t>`ACT_RU_JOB`</w:t>
+            </w:r>
+          </w:p>
+        </w:tc>
+        <w:tc>
+          <w:tcPr>
+            <w:tcW w:type="dxa" w:w="2340"/>
+            <w:tcMar>
+              <w:top w:w="80" w:type="dxa"/>
+              <w:start w:w="120" w:type="dxa"/>
+              <w:bottom w:w="80" w:type="dxa"/>
+              <w:end w:w="120" w:type="dxa"/>
+            </w:tcMar>
+            <w:vAlign w:val="center"/>
+          </w:tcPr>
+          <w:p>
+            <w:pPr>
+              <w:spacing w:after="0" w:line="252" w:lineRule="auto"/>
+            </w:pPr>
+            <w:r/>
+            <w:r>
+              <w:rPr>
+                <w:rFonts w:ascii="Calibri" w:hAnsi="Calibri"/>
+                <w:b w:val="0"/>
+                <w:color w:val="000000"/>
+                <w:sz w:val="16"/>
+              </w:rPr>
+              <w:t>Pending cleanup job id, due date, retries, priority, and handler metadata.</w:t>
+            </w:r>
+          </w:p>
+        </w:tc>
+        <w:tc>
+          <w:tcPr>
+            <w:tcW w:type="dxa" w:w="2340"/>
+            <w:tcMar>
+              <w:top w:w="80" w:type="dxa"/>
+              <w:start w:w="120" w:type="dxa"/>
+              <w:bottom w:w="80" w:type="dxa"/>
+              <w:end w:w="120" w:type="dxa"/>
+            </w:tcMar>
+            <w:vAlign w:val="center"/>
+          </w:tcPr>
+          <w:p>
+            <w:pPr>
+              <w:spacing w:after="0" w:line="252" w:lineRule="auto"/>
+            </w:pPr>
+            <w:r/>
+            <w:r>
+              <w:rPr>
+                <w:rFonts w:ascii="Calibri" w:hAnsi="Calibri"/>
+                <w:b w:val="0"/>
+                <w:color w:val="000000"/>
+                <w:sz w:val="16"/>
+              </w:rPr>
+              <w:t>Exists only while the job is pending or retrying.</w:t>
+            </w:r>
+          </w:p>
+        </w:tc>
+      </w:tr>
+      <w:tr>
+        <w:tc>
+          <w:tcPr>
+            <w:tcW w:type="dxa" w:w="2340"/>
+            <w:tcMar>
+              <w:top w:w="80" w:type="dxa"/>
+              <w:start w:w="120" w:type="dxa"/>
+              <w:bottom w:w="80" w:type="dxa"/>
+              <w:end w:w="120" w:type="dxa"/>
+            </w:tcMar>
+            <w:vAlign w:val="center"/>
+          </w:tcPr>
+          <w:p>
+            <w:pPr>
+              <w:spacing w:after="0" w:line="252" w:lineRule="auto"/>
+            </w:pPr>
+            <w:r/>
+            <w:r>
+              <w:rPr>
+                <w:rFonts w:ascii="Calibri" w:hAnsi="Calibri"/>
+                <w:b w:val="0"/>
+                <w:color w:val="000000"/>
+                <w:sz w:val="16"/>
+              </w:rPr>
+              <w:t>Historic job log</w:t>
+            </w:r>
+          </w:p>
+        </w:tc>
+        <w:tc>
+          <w:tcPr>
+            <w:tcW w:type="dxa" w:w="2340"/>
+            <w:tcMar>
+              <w:top w:w="80" w:type="dxa"/>
+              <w:start w:w="120" w:type="dxa"/>
+              <w:bottom w:w="80" w:type="dxa"/>
+              <w:end w:w="120" w:type="dxa"/>
+            </w:tcMar>
+            <w:vAlign w:val="center"/>
+          </w:tcPr>
+          <w:p>
+            <w:pPr>
+              <w:spacing w:after="0" w:line="252" w:lineRule="auto"/>
+            </w:pPr>
+            <w:r/>
+            <w:r>
+              <w:rPr>
+                <w:rFonts w:ascii="Calibri" w:hAnsi="Calibri"/>
+                <w:b w:val="0"/>
+                <w:color w:val="000000"/>
+                <w:sz w:val="16"/>
+              </w:rPr>
+              <w:t>`ACT_HI_JOB_LOG`</w:t>
+            </w:r>
+          </w:p>
+        </w:tc>
+        <w:tc>
+          <w:tcPr>
+            <w:tcW w:type="dxa" w:w="2340"/>
+            <w:tcMar>
+              <w:top w:w="80" w:type="dxa"/>
+              <w:start w:w="120" w:type="dxa"/>
+              <w:bottom w:w="80" w:type="dxa"/>
+              <w:end w:w="120" w:type="dxa"/>
+            </w:tcMar>
+            <w:vAlign w:val="center"/>
+          </w:tcPr>
+          <w:p>
+            <w:pPr>
+              <w:spacing w:after="0" w:line="252" w:lineRule="auto"/>
+            </w:pPr>
+            <w:r/>
+            <w:r>
+              <w:rPr>
+                <w:rFonts w:ascii="Calibri" w:hAnsi="Calibri"/>
+                <w:b w:val="0"/>
+                <w:color w:val="000000"/>
+                <w:sz w:val="16"/>
+              </w:rPr>
+              <w:t>Job execution events, failure messages, retries, exception stack reference, and timestamps.</w:t>
+            </w:r>
+          </w:p>
+        </w:tc>
+        <w:tc>
+          <w:tcPr>
+            <w:tcW w:type="dxa" w:w="2340"/>
+            <w:tcMar>
+              <w:top w:w="80" w:type="dxa"/>
+              <w:start w:w="120" w:type="dxa"/>
+              <w:bottom w:w="80" w:type="dxa"/>
+              <w:end w:w="120" w:type="dxa"/>
+            </w:tcMar>
+            <w:vAlign w:val="center"/>
+          </w:tcPr>
+          <w:p>
+            <w:pPr>
+              <w:spacing w:after="0" w:line="252" w:lineRule="auto"/>
+            </w:pPr>
+            <w:r/>
+            <w:r>
+              <w:rPr>
+                <w:rFonts w:ascii="Calibri" w:hAnsi="Calibri"/>
+                <w:b w:val="0"/>
+                <w:color w:val="000000"/>
+                <w:sz w:val="16"/>
+              </w:rPr>
+              <w:t>Does not list every deleted history row.</w:t>
+            </w:r>
+          </w:p>
+        </w:tc>
+      </w:tr>
+      <w:tr>
+        <w:tc>
+          <w:tcPr>
+            <w:tcW w:type="dxa" w:w="2340"/>
+            <w:tcMar>
+              <w:top w:w="80" w:type="dxa"/>
+              <w:start w:w="120" w:type="dxa"/>
+              <w:bottom w:w="80" w:type="dxa"/>
+              <w:end w:w="120" w:type="dxa"/>
+            </w:tcMar>
+            <w:vAlign w:val="center"/>
+          </w:tcPr>
+          <w:p>
+            <w:pPr>
+              <w:spacing w:after="0" w:line="252" w:lineRule="auto"/>
+            </w:pPr>
+            <w:r/>
+            <w:r>
+              <w:rPr>
+                <w:rFonts w:ascii="Calibri" w:hAnsi="Calibri"/>
+                <w:b w:val="0"/>
+                <w:color w:val="000000"/>
+                <w:sz w:val="16"/>
+              </w:rPr>
+              <w:t>Binary exception content</w:t>
+            </w:r>
+          </w:p>
+        </w:tc>
+        <w:tc>
+          <w:tcPr>
+            <w:tcW w:type="dxa" w:w="2340"/>
+            <w:tcMar>
+              <w:top w:w="80" w:type="dxa"/>
+              <w:start w:w="120" w:type="dxa"/>
+              <w:bottom w:w="80" w:type="dxa"/>
+              <w:end w:w="120" w:type="dxa"/>
+            </w:tcMar>
+            <w:vAlign w:val="center"/>
+          </w:tcPr>
+          <w:p>
+            <w:pPr>
+              <w:spacing w:after="0" w:line="252" w:lineRule="auto"/>
+            </w:pPr>
+            <w:r/>
+            <w:r>
+              <w:rPr>
+                <w:rFonts w:ascii="Calibri" w:hAnsi="Calibri"/>
+                <w:b w:val="0"/>
+                <w:color w:val="000000"/>
+                <w:sz w:val="16"/>
+              </w:rPr>
+              <w:t>`ACT_GE_BYTEARRAY`</w:t>
+            </w:r>
+          </w:p>
+        </w:tc>
+        <w:tc>
+          <w:tcPr>
+            <w:tcW w:type="dxa" w:w="2340"/>
+            <w:tcMar>
+              <w:top w:w="80" w:type="dxa"/>
+              <w:start w:w="120" w:type="dxa"/>
+              <w:bottom w:w="80" w:type="dxa"/>
+              <w:end w:w="120" w:type="dxa"/>
+            </w:tcMar>
+            <w:vAlign w:val="center"/>
+          </w:tcPr>
+          <w:p>
+            <w:pPr>
+              <w:spacing w:after="0" w:line="252" w:lineRule="auto"/>
+            </w:pPr>
+            <w:r/>
+            <w:r>
+              <w:rPr>
+                <w:rFonts w:ascii="Calibri" w:hAnsi="Calibri"/>
+                <w:b w:val="0"/>
+                <w:color w:val="000000"/>
+                <w:sz w:val="16"/>
+              </w:rPr>
+              <w:t>Exception stack traces referenced by job logs.</w:t>
+            </w:r>
+          </w:p>
+        </w:tc>
+        <w:tc>
+          <w:tcPr>
+            <w:tcW w:type="dxa" w:w="2340"/>
+            <w:tcMar>
+              <w:top w:w="80" w:type="dxa"/>
+              <w:start w:w="120" w:type="dxa"/>
+              <w:bottom w:w="80" w:type="dxa"/>
+              <w:end w:w="120" w:type="dxa"/>
+            </w:tcMar>
+            <w:vAlign w:val="center"/>
+          </w:tcPr>
+          <w:p>
+            <w:pPr>
+              <w:spacing w:after="0" w:line="252" w:lineRule="auto"/>
+            </w:pPr>
+            <w:r/>
+            <w:r>
+              <w:rPr>
+                <w:rFonts w:ascii="Calibri" w:hAnsi="Calibri"/>
+                <w:b w:val="0"/>
+                <w:color w:val="000000"/>
+                <w:sz w:val="16"/>
+              </w:rPr>
+              <w:t>Only present when an exception stack or binary payload is stored.</w:t>
+            </w:r>
+          </w:p>
+        </w:tc>
+      </w:tr>
+      <w:tr>
+        <w:tc>
+          <w:tcPr>
+            <w:tcW w:type="dxa" w:w="2340"/>
+            <w:tcMar>
+              <w:top w:w="80" w:type="dxa"/>
+              <w:start w:w="120" w:type="dxa"/>
+              <w:bottom w:w="80" w:type="dxa"/>
+              <w:end w:w="120" w:type="dxa"/>
+            </w:tcMar>
+            <w:vAlign w:val="center"/>
+          </w:tcPr>
+          <w:p>
+            <w:pPr>
+              <w:spacing w:after="0" w:line="252" w:lineRule="auto"/>
+            </w:pPr>
+            <w:r/>
+            <w:r>
+              <w:rPr>
+                <w:rFonts w:ascii="Calibri" w:hAnsi="Calibri"/>
+                <w:b w:val="0"/>
+                <w:color w:val="000000"/>
+                <w:sz w:val="16"/>
+              </w:rPr>
+              <w:t>Engine application logs</w:t>
+            </w:r>
+          </w:p>
+        </w:tc>
+        <w:tc>
+          <w:tcPr>
+            <w:tcW w:type="dxa" w:w="2340"/>
+            <w:tcMar>
+              <w:top w:w="80" w:type="dxa"/>
+              <w:start w:w="120" w:type="dxa"/>
+              <w:bottom w:w="80" w:type="dxa"/>
+              <w:end w:w="120" w:type="dxa"/>
+            </w:tcMar>
+            <w:vAlign w:val="center"/>
+          </w:tcPr>
+          <w:p>
+            <w:pPr>
+              <w:spacing w:after="0" w:line="252" w:lineRule="auto"/>
+            </w:pPr>
+            <w:r/>
+            <w:r>
+              <w:rPr>
+                <w:rFonts w:ascii="Calibri" w:hAnsi="Calibri"/>
+                <w:b w:val="0"/>
+                <w:color w:val="000000"/>
+                <w:sz w:val="16"/>
+              </w:rPr>
+              <w:t>Camunda application log files</w:t>
+            </w:r>
+          </w:p>
+        </w:tc>
+        <w:tc>
+          <w:tcPr>
+            <w:tcW w:type="dxa" w:w="2340"/>
+            <w:tcMar>
+              <w:top w:w="80" w:type="dxa"/>
+              <w:start w:w="120" w:type="dxa"/>
+              <w:bottom w:w="80" w:type="dxa"/>
+              <w:end w:w="120" w:type="dxa"/>
+            </w:tcMar>
+            <w:vAlign w:val="center"/>
+          </w:tcPr>
+          <w:p>
+            <w:pPr>
+              <w:spacing w:after="0" w:line="252" w:lineRule="auto"/>
+            </w:pPr>
+            <w:r/>
+            <w:r>
+              <w:rPr>
+                <w:rFonts w:ascii="Calibri" w:hAnsi="Calibri"/>
+                <w:b w:val="0"/>
+                <w:color w:val="000000"/>
+                <w:sz w:val="16"/>
+              </w:rPr>
+              <w:t>Cleanup start/end messages, failure details, and sometimes deleted counts.</w:t>
+            </w:r>
+          </w:p>
+        </w:tc>
+        <w:tc>
+          <w:tcPr>
+            <w:tcW w:type="dxa" w:w="2340"/>
+            <w:tcMar>
+              <w:top w:w="80" w:type="dxa"/>
+              <w:start w:w="120" w:type="dxa"/>
+              <w:bottom w:w="80" w:type="dxa"/>
+              <w:end w:w="120" w:type="dxa"/>
+            </w:tcMar>
+            <w:vAlign w:val="center"/>
+          </w:tcPr>
+          <w:p>
+            <w:pPr>
+              <w:spacing w:after="0" w:line="252" w:lineRule="auto"/>
+            </w:pPr>
+            <w:r/>
+            <w:r>
+              <w:rPr>
+                <w:rFonts w:ascii="Calibri" w:hAnsi="Calibri"/>
+                <w:b w:val="0"/>
+                <w:color w:val="000000"/>
+                <w:sz w:val="16"/>
+              </w:rPr>
+              <w:t>Log retention and format are environment-specific.</w:t>
+            </w:r>
+          </w:p>
+        </w:tc>
+      </w:tr>
+      <w:tr>
+        <w:tc>
+          <w:tcPr>
+            <w:tcW w:type="dxa" w:w="2340"/>
+            <w:tcMar>
+              <w:top w:w="80" w:type="dxa"/>
+              <w:start w:w="120" w:type="dxa"/>
+              <w:bottom w:w="80" w:type="dxa"/>
+              <w:end w:w="120" w:type="dxa"/>
+            </w:tcMar>
+            <w:vAlign w:val="center"/>
+          </w:tcPr>
+          <w:p>
+            <w:pPr>
+              <w:spacing w:after="0" w:line="252" w:lineRule="auto"/>
+            </w:pPr>
+            <w:r/>
+            <w:r>
+              <w:rPr>
+                <w:rFonts w:ascii="Calibri" w:hAnsi="Calibri"/>
+                <w:b w:val="0"/>
+                <w:color w:val="000000"/>
+                <w:sz w:val="16"/>
+              </w:rPr>
+              <w:t>Archive audit trail</w:t>
+            </w:r>
+          </w:p>
+        </w:tc>
+        <w:tc>
+          <w:tcPr>
+            <w:tcW w:type="dxa" w:w="2340"/>
+            <w:tcMar>
+              <w:top w:w="80" w:type="dxa"/>
+              <w:start w:w="120" w:type="dxa"/>
+              <w:bottom w:w="80" w:type="dxa"/>
+              <w:end w:w="120" w:type="dxa"/>
+            </w:tcMar>
+            <w:vAlign w:val="center"/>
+          </w:tcPr>
+          <w:p>
+            <w:pPr>
+              <w:spacing w:after="0" w:line="252" w:lineRule="auto"/>
+            </w:pPr>
+            <w:r/>
+            <w:r>
+              <w:rPr>
+                <w:rFonts w:ascii="Calibri" w:hAnsi="Calibri"/>
+                <w:b w:val="0"/>
+                <w:color w:val="000000"/>
+                <w:sz w:val="16"/>
+              </w:rPr>
+              <w:t>`arc_archive_run`, `archive_job`, `archive_job_item`, `archive_job_retry_history`</w:t>
+            </w:r>
+          </w:p>
+        </w:tc>
+        <w:tc>
+          <w:tcPr>
+            <w:tcW w:type="dxa" w:w="2340"/>
+            <w:tcMar>
+              <w:top w:w="80" w:type="dxa"/>
+              <w:start w:w="120" w:type="dxa"/>
+              <w:bottom w:w="80" w:type="dxa"/>
+              <w:end w:w="120" w:type="dxa"/>
+            </w:tcMar>
+            <w:vAlign w:val="center"/>
+          </w:tcPr>
+          <w:p>
+            <w:pPr>
+              <w:spacing w:after="0" w:line="252" w:lineRule="auto"/>
+            </w:pPr>
+            <w:r/>
+            <w:r>
+              <w:rPr>
+                <w:rFonts w:ascii="Calibri" w:hAnsi="Calibri"/>
+                <w:b w:val="0"/>
+                <w:color w:val="000000"/>
+                <w:sz w:val="16"/>
+              </w:rPr>
+              <w:t>Project-level archive selection, status, counts, item results, retries, and errors.</w:t>
+            </w:r>
+          </w:p>
+        </w:tc>
+        <w:tc>
+          <w:tcPr>
+            <w:tcW w:type="dxa" w:w="2340"/>
+            <w:tcMar>
+              <w:top w:w="80" w:type="dxa"/>
+              <w:start w:w="120" w:type="dxa"/>
+              <w:bottom w:w="80" w:type="dxa"/>
+              <w:end w:w="120" w:type="dxa"/>
+            </w:tcMar>
+            <w:vAlign w:val="center"/>
+          </w:tcPr>
+          <w:p>
+            <w:pPr>
+              <w:spacing w:after="0" w:line="252" w:lineRule="auto"/>
+            </w:pPr>
+            <w:r/>
+            <w:r>
+              <w:rPr>
+                <w:rFonts w:ascii="Calibri" w:hAnsi="Calibri"/>
+                <w:b w:val="0"/>
+                <w:color w:val="000000"/>
+                <w:sz w:val="16"/>
+              </w:rPr>
+              <w:t>Owned by this project, not native Camunda cleanup.</w:t>
+            </w:r>
+          </w:p>
+        </w:tc>
+      </w:tr>
+    </w:tbl>
+    <w:p>
       <w:r>
         <w:rPr>
           <w:rFonts w:ascii="Calibri" w:hAnsi="Calibri"/>
